--- a/docs/overview.docx
+++ b/docs/overview.docx
@@ -5483,7 +5483,7 @@
           <w:b w:val="0"/>
           <w:sz w:val="28"/>
         </w:rPr>
-        <w:t xml:space="preserve"> — 14 285 настоящих мест из OpenStreetMap в Москве, области и Петербурге: 113 сетей и 9 569 отдельных мест; берутся только места, подтверждённые за последние 3 года.</w:t>
+        <w:t xml:space="preserve"> — 14 604 настоящих места из OpenStreetMap в Москве, области и Петербурге: 116 сетей (вместе с магазинами ВкусВилл, Перекрёсток и Азбука вкуса) и 9 567 отдельных мест; берутся только места, подтверждённые за последние 3 года.</w:t>
       </w:r>
     </w:p>
     <w:p>
@@ -5597,6 +5597,52 @@
           <w:b/>
           <w:sz w:val="28"/>
         </w:rPr>
+        <w:t xml:space="preserve">Типичные меню</w:t>
+      </w:r>
+      <w:r>
+        <w:rPr>
+          <w:rFonts w:ascii="Times New Roman" w:hAnsi="Times New Roman" w:cs="Times New Roman" w:eastAsia="Times New Roman"/>
+          <w:b w:val="0"/>
+          <w:sz w:val="28"/>
+        </w:rPr>
+        <w:t xml:space="preserve"> — у 13 158 заведений без официального меню: типичное меню их вида (кофейня, пиццерия, столовая, шаурма, магазин с готовой едой и ещё 10 видов) с уровнем C: КБЖУ — оценка по похожим блюдам официальных меню, с диапазоном калорий. Так подбор видит все заведения, а не только 10% (</w:t>
+      </w:r>
+      <w:r>
+        <w:rPr>
+          <w:rFonts w:ascii="Consolas" w:hAnsi="Consolas" w:cs="Consolas" w:eastAsia="Consolas"/>
+          <w:b w:val="0"/>
+          <w:sz w:val="24"/>
+        </w:rPr>
+        <w:t xml:space="preserve">approximate-menus.md</w:t>
+      </w:r>
+      <w:r>
+        <w:rPr>
+          <w:rFonts w:ascii="Times New Roman" w:hAnsi="Times New Roman" w:cs="Times New Roman" w:eastAsia="Times New Roman"/>
+          <w:b w:val="0"/>
+          <w:sz w:val="28"/>
+        </w:rPr>
+        <w:t xml:space="preserve">).</w:t>
+      </w:r>
+    </w:p>
+    <w:p>
+      <w:pPr>
+        <w:ind w:firstLine="709"/>
+        <w:jc w:val="both"/>
+      </w:pPr>
+      <w:r>
+        <w:rPr>
+          <w:rFonts w:ascii="Times New Roman" w:hAnsi="Times New Roman" w:cs="Times New Roman" w:eastAsia="Times New Roman"/>
+          <w:b w:val="0"/>
+          <w:sz w:val="28"/>
+        </w:rPr>
+        <w:t xml:space="preserve">– </w:t>
+      </w:r>
+      <w:r>
+        <w:rPr>
+          <w:rFonts w:ascii="Times New Roman" w:hAnsi="Times New Roman" w:cs="Times New Roman" w:eastAsia="Times New Roman"/>
+          <w:b/>
+          <w:sz w:val="28"/>
+        </w:rPr>
         <w:t xml:space="preserve">Фото меню</w:t>
       </w:r>
       <w:r>
@@ -5605,7 +5651,7 @@
           <w:b w:val="0"/>
           <w:sz w:val="28"/>
         </w:rPr>
-        <w:t xml:space="preserve"> от пользователей распознаются Tesseract и проходят модерацию.</w:t>
+        <w:t xml:space="preserve"> от пользователей распознаются Tesseract и проходят модерацию; одобренное меню заменяет типичное.</w:t>
       </w:r>
     </w:p>
     <w:p>
@@ -6489,7 +6535,7 @@
                 <w:b w:val="0"/>
                 <w:sz w:val="24"/>
               </w:rPr>
-              <w:t xml:space="preserve">14 285</w:t>
+              <w:t xml:space="preserve">14 604</w:t>
             </w:r>
           </w:p>
         </w:tc>
@@ -6604,7 +6650,7 @@
                 <w:b w:val="0"/>
                 <w:sz w:val="24"/>
               </w:rPr>
-              <w:t xml:space="preserve">Точек с меню</w:t>
+              <w:t xml:space="preserve">Точек с официальным меню</w:t>
             </w:r>
           </w:p>
         </w:tc>
@@ -6625,6 +6671,96 @@
                 <w:sz w:val="24"/>
               </w:rPr>
               <w:t xml:space="preserve">1446</w:t>
+            </w:r>
+          </w:p>
+        </w:tc>
+      </w:tr>
+      <w:tr>
+        <w:trPr>
+          <w:cantSplit/>
+        </w:trPr>
+        <w:tc>
+          <w:tcPr>
+            <w:tcW w:type="dxa" w:w="6285"/>
+          </w:tcPr>
+          <w:p>
+            <w:pPr>
+              <w:spacing w:line="240" w:lineRule="auto" w:before="0" w:after="0"/>
+              <w:ind w:firstLine="0"/>
+              <w:jc w:val="left"/>
+            </w:pPr>
+            <w:r>
+              <w:rPr>
+                <w:rFonts w:ascii="Times New Roman" w:hAnsi="Times New Roman" w:cs="Times New Roman" w:eastAsia="Times New Roman"/>
+                <w:b w:val="0"/>
+                <w:sz w:val="24"/>
+              </w:rPr>
+              <w:t xml:space="preserve">Точек с типичным меню (оценка)</w:t>
+            </w:r>
+          </w:p>
+        </w:tc>
+        <w:tc>
+          <w:tcPr>
+            <w:tcW w:type="dxa" w:w="3069"/>
+          </w:tcPr>
+          <w:p>
+            <w:pPr>
+              <w:spacing w:line="240" w:lineRule="auto" w:before="0" w:after="0"/>
+              <w:ind w:firstLine="0"/>
+              <w:jc w:val="left"/>
+            </w:pPr>
+            <w:r>
+              <w:rPr>
+                <w:rFonts w:ascii="Times New Roman" w:hAnsi="Times New Roman" w:cs="Times New Roman" w:eastAsia="Times New Roman"/>
+                <w:b w:val="0"/>
+                <w:sz w:val="24"/>
+              </w:rPr>
+              <w:t xml:space="preserve">13 158</w:t>
+            </w:r>
+          </w:p>
+        </w:tc>
+      </w:tr>
+      <w:tr>
+        <w:trPr>
+          <w:cantSplit/>
+        </w:trPr>
+        <w:tc>
+          <w:tcPr>
+            <w:tcW w:type="dxa" w:w="6285"/>
+          </w:tcPr>
+          <w:p>
+            <w:pPr>
+              <w:spacing w:line="240" w:lineRule="auto" w:before="0" w:after="0"/>
+              <w:ind w:firstLine="0"/>
+              <w:jc w:val="left"/>
+            </w:pPr>
+            <w:r>
+              <w:rPr>
+                <w:rFonts w:ascii="Times New Roman" w:hAnsi="Times New Roman" w:cs="Times New Roman" w:eastAsia="Times New Roman"/>
+                <w:b w:val="0"/>
+                <w:sz w:val="24"/>
+              </w:rPr>
+              <w:t xml:space="preserve">Видов заведений с типичным меню</w:t>
+            </w:r>
+          </w:p>
+        </w:tc>
+        <w:tc>
+          <w:tcPr>
+            <w:tcW w:type="dxa" w:w="3069"/>
+          </w:tcPr>
+          <w:p>
+            <w:pPr>
+              <w:spacing w:line="240" w:lineRule="auto" w:before="0" w:after="0"/>
+              <w:ind w:firstLine="0"/>
+              <w:jc w:val="left"/>
+            </w:pPr>
+            <w:r>
+              <w:rPr>
+                <w:rFonts w:ascii="Times New Roman" w:hAnsi="Times New Roman" w:cs="Times New Roman" w:eastAsia="Times New Roman"/>
+                <w:b w:val="0"/>
+                <w:sz w:val="24"/>
+              </w:rPr>
+              <w:t xml:space="preserve">15 (166 блюд)</w:t>
             </w:r>
           </w:p>
         </w:tc>
